--- a/document/references.docx
+++ b/document/references.docx
@@ -106,6 +106,23 @@
         <w:ind w:leftChars="0"/>
         <w:jc w:val="both"/>
         <w:rPr>
+          <w:rFonts w:ascii="標楷體" w:eastAsia="標楷體" w:hAnsi="標楷體" w:hint="eastAsia"/>
+        </w:rPr>
+      </w:pPr>
+      <w:r>
+        <w:rPr>
+          <w:rFonts w:ascii="標楷體" w:eastAsia="標楷體" w:hAnsi="標楷體" w:hint="eastAsia"/>
+          <w:highlight w:val="yellow"/>
+        </w:rPr>
+        <w:t>以下我用網頁文章內容，讓GPT整理出150字以內解釋該疾病。</w:t>
+      </w:r>
+    </w:p>
+    <w:p>
+      <w:pPr>
+        <w:pStyle w:val="a3"/>
+        <w:ind w:leftChars="0"/>
+        <w:jc w:val="both"/>
+        <w:rPr>
           <w:rFonts w:ascii="標楷體" w:eastAsia="標楷體" w:hAnsi="標楷體"/>
         </w:rPr>
       </w:pPr>
@@ -323,6 +340,7 @@
           <w:rFonts w:ascii="標楷體" w:eastAsia="標楷體" w:hAnsi="標楷體"/>
         </w:rPr>
       </w:pPr>
+      <w:commentRangeStart w:id="0"/>
       <w:r>
         <w:rPr>
           <w:rFonts w:ascii="標楷體" w:eastAsia="標楷體" w:hAnsi="標楷體" w:hint="eastAsia"/>
@@ -355,40 +373,68 @@
         <w:ind w:leftChars="0"/>
         <w:jc w:val="both"/>
         <w:rPr>
-          <w:rFonts w:ascii="標楷體" w:eastAsia="標楷體" w:hAnsi="標楷體" w:hint="eastAsia"/>
-        </w:rPr>
-      </w:pPr>
-    </w:p>
-    <w:p>
-      <w:pPr>
-        <w:pStyle w:val="a3"/>
-        <w:ind w:leftChars="0"/>
-        <w:jc w:val="both"/>
-        <w:rPr>
-          <w:rFonts w:ascii="標楷體" w:eastAsia="標楷體" w:hAnsi="標楷體"/>
-        </w:rPr>
-      </w:pPr>
-    </w:p>
-    <w:p>
-      <w:pPr>
-        <w:pStyle w:val="a3"/>
-        <w:ind w:leftChars="0"/>
-        <w:jc w:val="both"/>
-        <w:rPr>
-          <w:rFonts w:ascii="標楷體" w:eastAsia="標楷體" w:hAnsi="標楷體"/>
-        </w:rPr>
-      </w:pPr>
-      <w:r>
-        <w:rPr>
-          <w:rFonts w:ascii="標楷體" w:eastAsia="標楷體" w:hAnsi="標楷體" w:hint="eastAsia"/>
-        </w:rPr>
-        <w:t>白血</w:t>
-      </w:r>
-      <w:r>
-        <w:rPr>
-          <w:rFonts w:ascii="標楷體" w:eastAsia="標楷體" w:hAnsi="標楷體" w:hint="eastAsia"/>
-        </w:rPr>
-        <w:t>病：</w:t>
+          <w:rFonts w:ascii="標楷體" w:eastAsia="標楷體" w:hAnsi="標楷體"/>
+        </w:rPr>
+      </w:pPr>
+      <w:r>
+        <w:rPr>
+          <w:rFonts w:ascii="標楷體" w:eastAsia="標楷體" w:hAnsi="標楷體" w:hint="eastAsia"/>
+        </w:rPr>
+        <w:t>壞血症是因長期缺乏維生素C引起的後天營養不良疾病，常見於飲食缺乏新鮮蔬果者，如貧困、被忽視或長期漂泊人群。症狀包括貧血、牙齦出血、皮下與肌肉出血，毛囊周圍多</w:t>
+      </w:r>
+      <w:proofErr w:type="gramStart"/>
+      <w:r>
+        <w:rPr>
+          <w:rFonts w:ascii="標楷體" w:eastAsia="標楷體" w:hAnsi="標楷體" w:hint="eastAsia"/>
+        </w:rPr>
+        <w:t>瘀</w:t>
+      </w:r>
+      <w:proofErr w:type="gramEnd"/>
+      <w:r>
+        <w:rPr>
+          <w:rFonts w:ascii="標楷體" w:eastAsia="標楷體" w:hAnsi="標楷體" w:hint="eastAsia"/>
+        </w:rPr>
+        <w:t>點並呈螺旋狀毛髮，嬰兒可見骨膜下出血。其</w:t>
+      </w:r>
+      <w:proofErr w:type="gramStart"/>
+      <w:r>
+        <w:rPr>
+          <w:rFonts w:ascii="標楷體" w:eastAsia="標楷體" w:hAnsi="標楷體" w:hint="eastAsia"/>
+        </w:rPr>
+        <w:t>原因為膠原</w:t>
+      </w:r>
+      <w:proofErr w:type="gramEnd"/>
+      <w:r>
+        <w:rPr>
+          <w:rFonts w:ascii="標楷體" w:eastAsia="標楷體" w:hAnsi="標楷體" w:hint="eastAsia"/>
+        </w:rPr>
+        <w:t>合成受阻，導致血管脆弱。補充足量維生素C可迅速治癒，現代均衡飲食者少見此病。</w:t>
+      </w:r>
+    </w:p>
+    <w:p>
+      <w:pPr>
+        <w:pStyle w:val="a3"/>
+        <w:ind w:leftChars="0"/>
+        <w:jc w:val="both"/>
+        <w:rPr>
+          <w:rFonts w:ascii="標楷體" w:eastAsia="標楷體" w:hAnsi="標楷體"/>
+        </w:rPr>
+      </w:pPr>
+    </w:p>
+    <w:p>
+      <w:pPr>
+        <w:pStyle w:val="a3"/>
+        <w:ind w:leftChars="0"/>
+        <w:jc w:val="both"/>
+        <w:rPr>
+          <w:rFonts w:ascii="標楷體" w:eastAsia="標楷體" w:hAnsi="標楷體"/>
+        </w:rPr>
+      </w:pPr>
+      <w:r>
+        <w:rPr>
+          <w:rFonts w:ascii="標楷體" w:eastAsia="標楷體" w:hAnsi="標楷體" w:hint="eastAsia"/>
+        </w:rPr>
+        <w:t>白血病：</w:t>
       </w:r>
     </w:p>
     <w:p>
@@ -463,13 +509,7 @@
         <w:rPr>
           <w:rFonts w:ascii="標楷體" w:eastAsia="標楷體" w:hAnsi="標楷體" w:hint="eastAsia"/>
         </w:rPr>
-        <w:t>敗血</w:t>
-      </w:r>
-      <w:r>
-        <w:rPr>
-          <w:rFonts w:ascii="標楷體" w:eastAsia="標楷體" w:hAnsi="標楷體" w:hint="eastAsia"/>
-        </w:rPr>
-        <w:t>病：</w:t>
+        <w:t>敗血病：</w:t>
       </w:r>
     </w:p>
     <w:p>
@@ -500,47 +540,58 @@
           <w:rFonts w:ascii="標楷體" w:eastAsia="標楷體" w:hAnsi="標楷體" w:hint="eastAsia"/>
         </w:rPr>
       </w:pPr>
-    </w:p>
-    <w:p>
-      <w:pPr>
-        <w:pStyle w:val="a3"/>
-        <w:ind w:leftChars="0"/>
-        <w:jc w:val="both"/>
-        <w:rPr>
-          <w:rFonts w:ascii="標楷體" w:eastAsia="標楷體" w:hAnsi="標楷體"/>
-        </w:rPr>
-      </w:pPr>
-    </w:p>
-    <w:p>
-      <w:pPr>
-        <w:pStyle w:val="a3"/>
-        <w:ind w:leftChars="0"/>
-        <w:jc w:val="both"/>
-        <w:rPr>
-          <w:rFonts w:ascii="標楷體" w:eastAsia="標楷體" w:hAnsi="標楷體"/>
-        </w:rPr>
-      </w:pPr>
-    </w:p>
-    <w:p>
-      <w:pPr>
-        <w:pStyle w:val="a3"/>
-        <w:ind w:leftChars="0"/>
-        <w:jc w:val="both"/>
-        <w:rPr>
-          <w:rFonts w:ascii="標楷體" w:eastAsia="標楷體" w:hAnsi="標楷體"/>
-        </w:rPr>
-      </w:pPr>
-      <w:r>
-        <w:rPr>
-          <w:rFonts w:ascii="標楷體" w:eastAsia="標楷體" w:hAnsi="標楷體" w:hint="eastAsia"/>
-        </w:rPr>
-        <w:t>血友</w:t>
-      </w:r>
-      <w:r>
-        <w:rPr>
-          <w:rFonts w:ascii="標楷體" w:eastAsia="標楷體" w:hAnsi="標楷體" w:hint="eastAsia"/>
-        </w:rPr>
-        <w:t>病：</w:t>
+      <w:r>
+        <w:rPr>
+          <w:rFonts w:ascii="標楷體" w:eastAsia="標楷體" w:hAnsi="標楷體" w:hint="eastAsia"/>
+        </w:rPr>
+        <w:t>敗血症是細菌進入血液並繁殖產生毒素，造成全身器官損傷的嚴重感染，最嚴重可引發</w:t>
+      </w:r>
+      <w:proofErr w:type="gramStart"/>
+      <w:r>
+        <w:rPr>
+          <w:rFonts w:ascii="標楷體" w:eastAsia="標楷體" w:hAnsi="標楷體" w:hint="eastAsia"/>
+        </w:rPr>
+        <w:t>敗</w:t>
+      </w:r>
+      <w:proofErr w:type="gramEnd"/>
+      <w:r>
+        <w:rPr>
+          <w:rFonts w:ascii="標楷體" w:eastAsia="標楷體" w:hAnsi="標楷體" w:hint="eastAsia"/>
+        </w:rPr>
+        <w:t>血性休克並迅速致命。患者會出現發燒、發冷、顫抖、意識改變、抽筋、全身出血及器官衰竭等症狀。治療需立即補充體液與電解質、正確使用抗生素並提供支持性療法。</w:t>
+      </w:r>
+      <w:r>
+        <w:rPr>
+          <w:rFonts w:ascii="標楷體" w:eastAsia="標楷體" w:hAnsi="標楷體" w:hint="eastAsia"/>
+        </w:rPr>
+        <w:lastRenderedPageBreak/>
+        <w:t>敗血症會使白血球升高，治癒後恢復正常；白血病患者因免疫力低下，常易併發此病。</w:t>
+      </w:r>
+    </w:p>
+    <w:p>
+      <w:pPr>
+        <w:pStyle w:val="a3"/>
+        <w:ind w:leftChars="0"/>
+        <w:jc w:val="both"/>
+        <w:rPr>
+          <w:rFonts w:ascii="標楷體" w:eastAsia="標楷體" w:hAnsi="標楷體"/>
+        </w:rPr>
+      </w:pPr>
+    </w:p>
+    <w:p>
+      <w:pPr>
+        <w:pStyle w:val="a3"/>
+        <w:ind w:leftChars="0"/>
+        <w:jc w:val="both"/>
+        <w:rPr>
+          <w:rFonts w:ascii="標楷體" w:eastAsia="標楷體" w:hAnsi="標楷體"/>
+        </w:rPr>
+      </w:pPr>
+      <w:r>
+        <w:rPr>
+          <w:rFonts w:ascii="標楷體" w:eastAsia="標楷體" w:hAnsi="標楷體" w:hint="eastAsia"/>
+        </w:rPr>
+        <w:t>血友病：</w:t>
       </w:r>
     </w:p>
     <w:p>
@@ -571,26 +622,33 @@
           <w:rFonts w:ascii="標楷體" w:eastAsia="標楷體" w:hAnsi="標楷體" w:hint="eastAsia"/>
         </w:rPr>
       </w:pPr>
-    </w:p>
-    <w:p>
-      <w:pPr>
-        <w:pStyle w:val="a3"/>
-        <w:ind w:leftChars="0"/>
-        <w:jc w:val="both"/>
-        <w:rPr>
-          <w:rFonts w:ascii="標楷體" w:eastAsia="標楷體" w:hAnsi="標楷體"/>
-        </w:rPr>
-      </w:pPr>
-    </w:p>
-    <w:p>
-      <w:pPr>
-        <w:pStyle w:val="a3"/>
-        <w:ind w:leftChars="0"/>
-        <w:jc w:val="both"/>
-        <w:rPr>
-          <w:rFonts w:ascii="標楷體" w:eastAsia="標楷體" w:hAnsi="標楷體" w:hint="eastAsia"/>
-        </w:rPr>
-      </w:pPr>
+      <w:r>
+        <w:rPr>
+          <w:rFonts w:ascii="標楷體" w:eastAsia="標楷體" w:hAnsi="標楷體" w:hint="eastAsia"/>
+        </w:rPr>
+        <w:t>血友病是一種先天性遺傳的血液凝固異常疾病，多由缺乏凝固因子Ⅷ（血友病A）或Ⅸ（血友病B）引起。患者多為男性，女性多為帶因者。主要症狀是關節腔、外傷或手術後流血不止，甚至內臟與顱內出血，嚴重可致命或致殘。治療需補充缺乏的凝固因子</w:t>
+      </w:r>
+      <w:proofErr w:type="gramStart"/>
+      <w:r>
+        <w:rPr>
+          <w:rFonts w:ascii="標楷體" w:eastAsia="標楷體" w:hAnsi="標楷體" w:hint="eastAsia"/>
+        </w:rPr>
+        <w:t>或輸注血漿</w:t>
+      </w:r>
+      <w:proofErr w:type="gramEnd"/>
+      <w:r>
+        <w:rPr>
+          <w:rFonts w:ascii="標楷體" w:eastAsia="標楷體" w:hAnsi="標楷體" w:hint="eastAsia"/>
+        </w:rPr>
+        <w:t>，部分患者需定期治療以預防出血。</w:t>
+      </w:r>
+      <w:commentRangeEnd w:id="0"/>
+      <w:r>
+        <w:rPr>
+          <w:rStyle w:val="a7"/>
+        </w:rPr>
+        <w:commentReference w:id="0"/>
+      </w:r>
     </w:p>
     <w:p>
       <w:pPr>
@@ -627,16 +685,31 @@
           <w:rFonts w:ascii="標楷體" w:eastAsia="標楷體" w:hAnsi="標楷體"/>
         </w:rPr>
       </w:pPr>
-    </w:p>
-    <w:p>
-      <w:pPr>
-        <w:pStyle w:val="a3"/>
-        <w:ind w:leftChars="0"/>
-        <w:jc w:val="both"/>
-        <w:rPr>
-          <w:rFonts w:ascii="標楷體" w:eastAsia="標楷體" w:hAnsi="標楷體"/>
-        </w:rPr>
-      </w:pPr>
+      <w:hyperlink r:id="rId17" w:history="1">
+        <w:r>
+          <w:rPr>
+            <w:rStyle w:val="a4"/>
+            <w:rFonts w:ascii="標楷體" w:eastAsia="標楷體" w:hAnsi="標楷體"/>
+          </w:rPr>
+          <w:t>https://www.apollohospitals.com/zh-TW/diseases-and-conditions/liver-disease</w:t>
+        </w:r>
+      </w:hyperlink>
+    </w:p>
+    <w:p>
+      <w:pPr>
+        <w:pStyle w:val="a3"/>
+        <w:ind w:leftChars="0"/>
+        <w:jc w:val="both"/>
+        <w:rPr>
+          <w:rFonts w:ascii="標楷體" w:eastAsia="標楷體" w:hAnsi="標楷體"/>
+        </w:rPr>
+      </w:pPr>
+      <w:r>
+        <w:rPr>
+          <w:rFonts w:ascii="標楷體" w:eastAsia="標楷體" w:hAnsi="標楷體" w:hint="eastAsia"/>
+        </w:rPr>
+        <w:t>肝病是影響肝臟結構或功能的一類疾病，可能為急性或慢性。常見類型包括肝炎、脂肪肝、肝硬化及肝癌，成因涵蓋病毒感染、過量飲酒、遺傳、自體免疫及代謝異常。肝病會導致發炎、瘢痕及功能下降，嚴重時可危及生命。早期發現與治療能減少不可逆損害，透過健康生活、藥物及醫療干預可預防或控制病情。</w:t>
+      </w:r>
     </w:p>
     <w:p>
       <w:pPr>
@@ -679,16 +752,59 @@
           <w:rFonts w:ascii="標楷體" w:eastAsia="標楷體" w:hAnsi="標楷體"/>
         </w:rPr>
       </w:pPr>
-    </w:p>
-    <w:p>
-      <w:pPr>
-        <w:pStyle w:val="a3"/>
-        <w:ind w:leftChars="0"/>
-        <w:jc w:val="both"/>
-        <w:rPr>
-          <w:rFonts w:ascii="標楷體" w:eastAsia="標楷體" w:hAnsi="標楷體"/>
-        </w:rPr>
-      </w:pPr>
+      <w:hyperlink r:id="rId18" w:history="1">
+        <w:r>
+          <w:rPr>
+            <w:rStyle w:val="a4"/>
+            <w:rFonts w:ascii="標楷體" w:eastAsia="標楷體" w:hAnsi="標楷體"/>
+          </w:rPr>
+          <w:t>https://ycuh-health.com.tw/%E8%AA%8D%E8%AD%98%E8%85%8E%E8%87%9F%E7%97%85/</w:t>
+        </w:r>
+      </w:hyperlink>
+    </w:p>
+    <w:p>
+      <w:pPr>
+        <w:pStyle w:val="a3"/>
+        <w:ind w:leftChars="0"/>
+        <w:jc w:val="both"/>
+        <w:rPr>
+          <w:rFonts w:ascii="標楷體" w:eastAsia="標楷體" w:hAnsi="標楷體"/>
+        </w:rPr>
+      </w:pPr>
+      <w:r>
+        <w:rPr>
+          <w:rFonts w:ascii="標楷體" w:eastAsia="標楷體" w:hAnsi="標楷體" w:hint="eastAsia"/>
+        </w:rPr>
+        <w:t>腎臟病泛指腎臟結構或功能受損，常見為慢性腎臟病（CKD），成因包括老化、糖尿病、高血壓、遺傳等。高危險群有糖尿病、高血壓、痛風患者及老年人。症狀可用「泡、水、高、貧、倦」辨識：泡泡尿、水腫、高血壓、貧血、倦怠。慢性</w:t>
+      </w:r>
+      <w:proofErr w:type="gramStart"/>
+      <w:r>
+        <w:rPr>
+          <w:rFonts w:ascii="標楷體" w:eastAsia="標楷體" w:hAnsi="標楷體" w:hint="eastAsia"/>
+        </w:rPr>
+        <w:t>腎病依腎絲</w:t>
+      </w:r>
+      <w:proofErr w:type="gramEnd"/>
+      <w:r>
+        <w:rPr>
+          <w:rFonts w:ascii="標楷體" w:eastAsia="標楷體" w:hAnsi="標楷體" w:hint="eastAsia"/>
+        </w:rPr>
+        <w:t>球</w:t>
+      </w:r>
+      <w:proofErr w:type="gramStart"/>
+      <w:r>
+        <w:rPr>
+          <w:rFonts w:ascii="標楷體" w:eastAsia="標楷體" w:hAnsi="標楷體" w:hint="eastAsia"/>
+        </w:rPr>
+        <w:t>過濾率分五期</w:t>
+      </w:r>
+      <w:proofErr w:type="gramEnd"/>
+      <w:r>
+        <w:rPr>
+          <w:rFonts w:ascii="標楷體" w:eastAsia="標楷體" w:hAnsi="標楷體" w:hint="eastAsia"/>
+        </w:rPr>
+        <w:t>，末期恐需透析。預防重在三多（三多蔬菜、纖維、水）、三少（少鹽、油、糖）、四不（二抗、一沒有）。</w:t>
+      </w:r>
     </w:p>
     <w:p>
       <w:pPr>
@@ -725,16 +841,31 @@
           <w:rFonts w:ascii="標楷體" w:eastAsia="標楷體" w:hAnsi="標楷體"/>
         </w:rPr>
       </w:pPr>
-    </w:p>
-    <w:p>
-      <w:pPr>
-        <w:pStyle w:val="a3"/>
-        <w:ind w:leftChars="0"/>
-        <w:jc w:val="both"/>
-        <w:rPr>
-          <w:rFonts w:ascii="標楷體" w:eastAsia="標楷體" w:hAnsi="標楷體"/>
-        </w:rPr>
-      </w:pPr>
+      <w:hyperlink r:id="rId19" w:history="1">
+        <w:r>
+          <w:rPr>
+            <w:rStyle w:val="a4"/>
+            <w:rFonts w:ascii="標楷體" w:eastAsia="標楷體" w:hAnsi="標楷體"/>
+          </w:rPr>
+          <w:t>https://www.tci-mandarin.com/ec99/rwd1277/category.asp?category_id=547</w:t>
+        </w:r>
+      </w:hyperlink>
+    </w:p>
+    <w:p>
+      <w:pPr>
+        <w:pStyle w:val="a3"/>
+        <w:ind w:leftChars="0"/>
+        <w:jc w:val="both"/>
+        <w:rPr>
+          <w:rFonts w:ascii="標楷體" w:eastAsia="標楷體" w:hAnsi="標楷體"/>
+        </w:rPr>
+      </w:pPr>
+      <w:r>
+        <w:rPr>
+          <w:rFonts w:ascii="標楷體" w:eastAsia="標楷體" w:hAnsi="標楷體" w:hint="eastAsia"/>
+        </w:rPr>
+        <w:t>癌症是細胞異常失控生長並可能擴散全身的疾病，可發生於任何部位。正常細胞會依需求分裂並替換老化或損傷細胞，但當此機制失衡，異常細胞可能形成腫瘤。惡性腫瘤會侵犯周圍組織並轉移至遠處，良性腫瘤則不會轉移，切除後多不復發，但若長於重要部位如腦部，仍可能危及生命。</w:t>
+      </w:r>
     </w:p>
     <w:p>
       <w:pPr>
@@ -771,34 +902,62 @@
           <w:rFonts w:ascii="標楷體" w:eastAsia="標楷體" w:hAnsi="標楷體"/>
         </w:rPr>
       </w:pPr>
-    </w:p>
-    <w:p>
-      <w:pPr>
-        <w:pStyle w:val="a3"/>
-        <w:ind w:leftChars="0"/>
-        <w:jc w:val="both"/>
-        <w:rPr>
-          <w:rFonts w:ascii="標楷體" w:eastAsia="標楷體" w:hAnsi="標楷體"/>
-        </w:rPr>
-      </w:pPr>
-    </w:p>
-    <w:p>
-      <w:pPr>
-        <w:pStyle w:val="a3"/>
-        <w:ind w:leftChars="0"/>
-        <w:jc w:val="both"/>
-        <w:rPr>
-          <w:rFonts w:ascii="標楷體" w:eastAsia="標楷體" w:hAnsi="標楷體"/>
-        </w:rPr>
-      </w:pPr>
-    </w:p>
-    <w:p>
-      <w:pPr>
-        <w:pStyle w:val="a3"/>
-        <w:ind w:leftChars="0"/>
-        <w:jc w:val="both"/>
-        <w:rPr>
-          <w:rFonts w:ascii="標楷體" w:eastAsia="標楷體" w:hAnsi="標楷體" w:hint="eastAsia"/>
+      <w:hyperlink r:id="rId20" w:history="1">
+        <w:r>
+          <w:rPr>
+            <w:rStyle w:val="a4"/>
+            <w:rFonts w:ascii="標楷體" w:eastAsia="標楷體" w:hAnsi="標楷體"/>
+          </w:rPr>
+          <w:t>https://echotherapie.com/zh-hk/%E9%9D%9C%E8%84%88%E6%9B%B2%E5%BC%B5/%E7%94%9A%E9%BA%BC%E6%98%AF%E9%9D%9C%E8%84%88%E5%8A%9F%E8%83%BD%E4%B8%8D%E5%85%A8%EF%BC%9F/</w:t>
+        </w:r>
+      </w:hyperlink>
+    </w:p>
+    <w:p>
+      <w:pPr>
+        <w:pStyle w:val="a3"/>
+        <w:jc w:val="both"/>
+        <w:rPr>
+          <w:rFonts w:ascii="標楷體" w:eastAsia="標楷體" w:hAnsi="標楷體"/>
+        </w:rPr>
+      </w:pPr>
+      <w:r>
+        <w:rPr>
+          <w:rFonts w:ascii="標楷體" w:eastAsia="標楷體" w:hAnsi="標楷體" w:hint="eastAsia"/>
+        </w:rPr>
+        <w:t>靜脈功能不全（慢性靜脈功能不全，CVI）是下肢靜脈瓣膜受損，導致血液無法有效回流心臟、而在腿部積聚的疾病。早期多無症狀，但隨病情進展可能出現蜘蛛網狀靜脈或靜脈曲張，伴隨</w:t>
+      </w:r>
+      <w:proofErr w:type="gramStart"/>
+      <w:r>
+        <w:rPr>
+          <w:rFonts w:ascii="標楷體" w:eastAsia="標楷體" w:hAnsi="標楷體" w:hint="eastAsia"/>
+        </w:rPr>
+        <w:t>疼痛、</w:t>
+      </w:r>
+      <w:proofErr w:type="gramEnd"/>
+      <w:r>
+        <w:rPr>
+          <w:rFonts w:ascii="標楷體" w:eastAsia="標楷體" w:hAnsi="標楷體" w:hint="eastAsia"/>
+        </w:rPr>
+        <w:t>腫脹、水腫、皮膚改變，嚴重者甚至會形成腿潰瘍。</w:t>
+      </w:r>
+    </w:p>
+    <w:p>
+      <w:pPr>
+        <w:pStyle w:val="a3"/>
+        <w:ind w:leftChars="0"/>
+        <w:jc w:val="both"/>
+        <w:rPr>
+          <w:rFonts w:ascii="標楷體" w:eastAsia="標楷體" w:hAnsi="標楷體"/>
+        </w:rPr>
+      </w:pPr>
+    </w:p>
+    <w:p>
+      <w:pPr>
+        <w:pStyle w:val="a3"/>
+        <w:ind w:leftChars="0"/>
+        <w:jc w:val="both"/>
+        <w:rPr>
+          <w:rFonts w:ascii="標楷體" w:eastAsia="標楷體" w:hAnsi="標楷體"/>
         </w:rPr>
       </w:pPr>
       <w:r>
@@ -814,7 +973,55 @@
         <w:ind w:leftChars="0"/>
         <w:jc w:val="both"/>
         <w:rPr>
-          <w:rFonts w:ascii="標楷體" w:eastAsia="標楷體" w:hAnsi="標楷體" w:hint="eastAsia"/>
+          <w:rFonts w:ascii="標楷體" w:eastAsia="標楷體" w:hAnsi="標楷體"/>
+        </w:rPr>
+      </w:pPr>
+      <w:hyperlink r:id="rId21" w:history="1">
+        <w:r>
+          <w:rPr>
+            <w:rStyle w:val="a4"/>
+            <w:rFonts w:ascii="標楷體" w:eastAsia="標楷體" w:hAnsi="標楷體"/>
+          </w:rPr>
+          <w:t>https://wwwv.tsgh.ndmctsgh.edu.tw/unit/10012/12855</w:t>
+        </w:r>
+      </w:hyperlink>
+    </w:p>
+    <w:p>
+      <w:pPr>
+        <w:pStyle w:val="a3"/>
+        <w:jc w:val="both"/>
+        <w:rPr>
+          <w:rFonts w:ascii="標楷體" w:eastAsia="標楷體" w:hAnsi="標楷體" w:hint="eastAsia"/>
+        </w:rPr>
+      </w:pPr>
+      <w:r>
+        <w:rPr>
+          <w:rFonts w:ascii="標楷體" w:eastAsia="標楷體" w:hAnsi="標楷體" w:hint="eastAsia"/>
+        </w:rPr>
+        <w:t>周邊血管動脈疾病（Peripheral Arterial Disease, PAD）指主動脈弓以下的動脈發生</w:t>
+      </w:r>
+      <w:proofErr w:type="gramStart"/>
+      <w:r>
+        <w:rPr>
+          <w:rFonts w:ascii="標楷體" w:eastAsia="標楷體" w:hAnsi="標楷體" w:hint="eastAsia"/>
+        </w:rPr>
+        <w:t>動脈粥樣硬化</w:t>
+      </w:r>
+      <w:proofErr w:type="gramEnd"/>
+      <w:r>
+        <w:rPr>
+          <w:rFonts w:ascii="標楷體" w:eastAsia="標楷體" w:hAnsi="標楷體" w:hint="eastAsia"/>
+        </w:rPr>
+        <w:t>，導致血管狹窄或阻塞，使肢體血流不足，通常影響下肢。典型症狀為「間歇性跛行」（行走時腿疼、休息後緩解），嚴重時可能出現皮膚變色、潰瘍甚至壞疽。主要危險因子包括吸菸、糖尿病、高血壓與高血脂，可能引發截肢或心中風並發症，早期診斷與治療對預防進展至關重要。</w:t>
+      </w:r>
+    </w:p>
+    <w:p>
+      <w:pPr>
+        <w:pStyle w:val="a3"/>
+        <w:ind w:leftChars="0"/>
+        <w:jc w:val="both"/>
+        <w:rPr>
+          <w:rFonts w:ascii="標楷體" w:eastAsia="標楷體" w:hAnsi="標楷體"/>
         </w:rPr>
       </w:pPr>
     </w:p>
@@ -828,9 +1035,15 @@
         <w:ind w:leftChars="0"/>
         <w:jc w:val="both"/>
         <w:rPr>
-          <w:rFonts w:ascii="標楷體" w:eastAsia="標楷體" w:hAnsi="標楷體" w:hint="eastAsia"/>
-        </w:rPr>
-      </w:pPr>
+          <w:rFonts w:ascii="標楷體" w:eastAsia="標楷體" w:hAnsi="標楷體"/>
+        </w:rPr>
+      </w:pPr>
+      <w:r>
+        <w:rPr>
+          <w:rFonts w:ascii="標楷體" w:eastAsia="標楷體" w:hAnsi="標楷體"/>
+        </w:rPr>
+        <w:tab/>
+      </w:r>
     </w:p>
     <w:sectPr>
       <w:pgSz w:w="11906" w:h="16838"/>
@@ -840,6 +1053,65 @@
     </w:sectPr>
   </w:body>
 </w:document>
+</file>
+
+<file path=word/comments.xml><?xml version="1.0" encoding="utf-8"?>
+<w:comments xmlns:wpc="http://schemas.microsoft.com/office/word/2010/wordprocessingCanvas" xmlns:cx="http://schemas.microsoft.com/office/drawing/2014/chartex" xmlns:cx1="http://schemas.microsoft.com/office/drawing/2015/9/8/chartex" xmlns:cx2="http://schemas.microsoft.com/office/drawing/2015/10/21/chartex" xmlns:cx3="http://schemas.microsoft.com/office/drawing/2016/5/9/chartex" xmlns:cx4="http://schemas.microsoft.com/office/drawing/2016/5/10/chartex" xmlns:cx5="http://schemas.microsoft.com/office/drawing/2016/5/11/chartex" xmlns:cx6="http://schemas.microsoft.com/office/drawing/2016/5/12/chartex" xmlns:cx7="http://schemas.microsoft.com/office/drawing/2016/5/13/chartex" xmlns:cx8="http://schemas.microsoft.com/office/drawing/2016/5/14/chartex" xmlns:mc="http://schemas.openxmlformats.org/markup-compatibility/2006" xmlns:aink="http://schemas.microsoft.com/office/drawing/2016/ink" xmlns:am3d="http://schemas.microsoft.com/office/drawing/2017/model3d" xmlns:o="urn:schemas-microsoft-com:office:office" xmlns:r="http://schemas.openxmlformats.org/officeDocument/2006/relationships" xmlns:m="http://schemas.openxmlformats.org/officeDocument/2006/math" xmlns:v="urn:schemas-microsoft-com:vml" xmlns:wp14="http://schemas.microsoft.com/office/word/2010/wordprocessingDrawing" xmlns:wp="http://schemas.openxmlformats.org/drawingml/2006/wordprocessingDrawing" xmlns:w10="urn:schemas-microsoft-com:office:word" xmlns:w="http://schemas.openxmlformats.org/wordprocessingml/2006/main" xmlns:w14="http://schemas.microsoft.com/office/word/2010/wordml" xmlns:w15="http://schemas.microsoft.com/office/word/2012/wordml" xmlns:w16cex="http://schemas.microsoft.com/office/word/2018/wordml/cex" xmlns:w16cid="http://schemas.microsoft.com/office/word/2016/wordml/cid" xmlns:w16="http://schemas.microsoft.com/office/word/2018/wordml" xmlns:w16sdtdh="http://schemas.microsoft.com/office/word/2020/wordml/sdtdatahash" xmlns:w16se="http://schemas.microsoft.com/office/word/2015/wordml/symex" xmlns:wpg="http://schemas.microsoft.com/office/word/2010/wordprocessingGroup" xmlns:wpi="http://schemas.microsoft.com/office/word/2010/wordprocessingInk" xmlns:wne="http://schemas.microsoft.com/office/word/2006/wordml" xmlns:wps="http://schemas.microsoft.com/office/word/2010/wordprocessingShape" mc:Ignorable="w14 w15 w16se w16cid w16 w16cex w16sdtdh wp14">
+  <w:comment w:id="0" w:author="11146017_卓佑儒" w:date="2025-08-10T13:05:00Z" w:initials="1">
+    <w:p>
+      <w:pPr>
+        <w:pStyle w:val="a8"/>
+        <w:rPr>
+          <w:rFonts w:hint="eastAsia"/>
+        </w:rPr>
+      </w:pPr>
+      <w:r>
+        <w:rPr>
+          <w:rStyle w:val="a7"/>
+        </w:rPr>
+        <w:annotationRef/>
+      </w:r>
+      <w:r>
+        <w:rPr>
+          <w:rFonts w:hint="eastAsia"/>
+        </w:rPr>
+        <w:t>這四</w:t>
+      </w:r>
+      <w:proofErr w:type="gramStart"/>
+      <w:r>
+        <w:rPr>
+          <w:rFonts w:hint="eastAsia"/>
+        </w:rPr>
+        <w:t>個</w:t>
+      </w:r>
+      <w:proofErr w:type="gramEnd"/>
+      <w:r>
+        <w:rPr>
+          <w:rFonts w:hint="eastAsia"/>
+        </w:rPr>
+        <w:t>的網站相同。</w:t>
+      </w:r>
+    </w:p>
+  </w:comment>
+</w:comments>
+</file>
+
+<file path=word/commentsExtended.xml><?xml version="1.0" encoding="utf-8"?>
+<w15:commentsEx xmlns:wpc="http://schemas.microsoft.com/office/word/2010/wordprocessingCanvas" xmlns:cx="http://schemas.microsoft.com/office/drawing/2014/chartex" xmlns:cx1="http://schemas.microsoft.com/office/drawing/2015/9/8/chartex" xmlns:cx2="http://schemas.microsoft.com/office/drawing/2015/10/21/chartex" xmlns:cx3="http://schemas.microsoft.com/office/drawing/2016/5/9/chartex" xmlns:cx4="http://schemas.microsoft.com/office/drawing/2016/5/10/chartex" xmlns:cx5="http://schemas.microsoft.com/office/drawing/2016/5/11/chartex" xmlns:cx6="http://schemas.microsoft.com/office/drawing/2016/5/12/chartex" xmlns:cx7="http://schemas.microsoft.com/office/drawing/2016/5/13/chartex" xmlns:cx8="http://schemas.microsoft.com/office/drawing/2016/5/14/chartex" xmlns:mc="http://schemas.openxmlformats.org/markup-compatibility/2006" xmlns:aink="http://schemas.microsoft.com/office/drawing/2016/ink" xmlns:am3d="http://schemas.microsoft.com/office/drawing/2017/model3d" xmlns:o="urn:schemas-microsoft-com:office:office" xmlns:r="http://schemas.openxmlformats.org/officeDocument/2006/relationships" xmlns:m="http://schemas.openxmlformats.org/officeDocument/2006/math" xmlns:v="urn:schemas-microsoft-com:vml" xmlns:wp14="http://schemas.microsoft.com/office/word/2010/wordprocessingDrawing" xmlns:wp="http://schemas.openxmlformats.org/drawingml/2006/wordprocessingDrawing" xmlns:w10="urn:schemas-microsoft-com:office:word" xmlns:w="http://schemas.openxmlformats.org/wordprocessingml/2006/main" xmlns:w14="http://schemas.microsoft.com/office/word/2010/wordml" xmlns:w15="http://schemas.microsoft.com/office/word/2012/wordml" xmlns:w16cex="http://schemas.microsoft.com/office/word/2018/wordml/cex" xmlns:w16cid="http://schemas.microsoft.com/office/word/2016/wordml/cid" xmlns:w16="http://schemas.microsoft.com/office/word/2018/wordml" xmlns:w16sdtdh="http://schemas.microsoft.com/office/word/2020/wordml/sdtdatahash" xmlns:w16se="http://schemas.microsoft.com/office/word/2015/wordml/symex" xmlns:wpg="http://schemas.microsoft.com/office/word/2010/wordprocessingGroup" xmlns:wpi="http://schemas.microsoft.com/office/word/2010/wordprocessingInk" xmlns:wne="http://schemas.microsoft.com/office/word/2006/wordml" xmlns:wps="http://schemas.microsoft.com/office/word/2010/wordprocessingShape" mc:Ignorable="w14 w15 w16se w16cid w16 w16cex w16sdtdh wp14">
+  <w15:commentEx w15:paraId="6E4AA309" w15:done="0"/>
+</w15:commentsEx>
+</file>
+
+<file path=word/commentsExtensible.xml><?xml version="1.0" encoding="utf-8"?>
+<w16cex:commentsExtensible xmlns:wpc="http://schemas.microsoft.com/office/word/2010/wordprocessingCanvas" xmlns:cx="http://schemas.microsoft.com/office/drawing/2014/chartex" xmlns:cx1="http://schemas.microsoft.com/office/drawing/2015/9/8/chartex" xmlns:cx2="http://schemas.microsoft.com/office/drawing/2015/10/21/chartex" xmlns:cx3="http://schemas.microsoft.com/office/drawing/2016/5/9/chartex" xmlns:cx4="http://schemas.microsoft.com/office/drawing/2016/5/10/chartex" xmlns:cx5="http://schemas.microsoft.com/office/drawing/2016/5/11/chartex" xmlns:cx6="http://schemas.microsoft.com/office/drawing/2016/5/12/chartex" xmlns:cx7="http://schemas.microsoft.com/office/drawing/2016/5/13/chartex" xmlns:cx8="http://schemas.microsoft.com/office/drawing/2016/5/14/chartex" xmlns:mc="http://schemas.openxmlformats.org/markup-compatibility/2006" xmlns:aink="http://schemas.microsoft.com/office/drawing/2016/ink" xmlns:am3d="http://schemas.microsoft.com/office/drawing/2017/model3d" xmlns:o="urn:schemas-microsoft-com:office:office" xmlns:r="http://schemas.openxmlformats.org/officeDocument/2006/relationships" xmlns:m="http://schemas.openxmlformats.org/officeDocument/2006/math" xmlns:v="urn:schemas-microsoft-com:vml" xmlns:wp14="http://schemas.microsoft.com/office/word/2010/wordprocessingDrawing" xmlns:wp="http://schemas.openxmlformats.org/drawingml/2006/wordprocessingDrawing" xmlns:w10="urn:schemas-microsoft-com:office:word" xmlns:w="http://schemas.openxmlformats.org/wordprocessingml/2006/main" xmlns:w14="http://schemas.microsoft.com/office/word/2010/wordml" xmlns:w15="http://schemas.microsoft.com/office/word/2012/wordml" xmlns:w16cex="http://schemas.microsoft.com/office/word/2018/wordml/cex" xmlns:w16cid="http://schemas.microsoft.com/office/word/2016/wordml/cid" xmlns:w16="http://schemas.microsoft.com/office/word/2018/wordml" xmlns:w16sdtdh="http://schemas.microsoft.com/office/word/2020/wordml/sdtdatahash" xmlns:w16se="http://schemas.microsoft.com/office/word/2015/wordml/symex" xmlns:wpg="http://schemas.microsoft.com/office/word/2010/wordprocessingGroup" xmlns:wpi="http://schemas.microsoft.com/office/word/2010/wordprocessingInk" xmlns:wne="http://schemas.microsoft.com/office/word/2006/wordml" xmlns:wps="http://schemas.microsoft.com/office/word/2010/wordprocessingShape" mc:Ignorable="w14 w15 w16se w16cid w16 w16cex w16sdtdh wp14">
+  <w16cex:commentExtensible w16cex:durableId="2C43177F" w16cex:dateUtc="2025-08-10T05:05:00Z"/>
+</w16cex:commentsExtensible>
+</file>
+
+<file path=word/commentsIds.xml><?xml version="1.0" encoding="utf-8"?>
+<w16cid:commentsIds xmlns:wpc="http://schemas.microsoft.com/office/word/2010/wordprocessingCanvas" xmlns:cx="http://schemas.microsoft.com/office/drawing/2014/chartex" xmlns:cx1="http://schemas.microsoft.com/office/drawing/2015/9/8/chartex" xmlns:cx2="http://schemas.microsoft.com/office/drawing/2015/10/21/chartex" xmlns:cx3="http://schemas.microsoft.com/office/drawing/2016/5/9/chartex" xmlns:cx4="http://schemas.microsoft.com/office/drawing/2016/5/10/chartex" xmlns:cx5="http://schemas.microsoft.com/office/drawing/2016/5/11/chartex" xmlns:cx6="http://schemas.microsoft.com/office/drawing/2016/5/12/chartex" xmlns:cx7="http://schemas.microsoft.com/office/drawing/2016/5/13/chartex" xmlns:cx8="http://schemas.microsoft.com/office/drawing/2016/5/14/chartex" xmlns:mc="http://schemas.openxmlformats.org/markup-compatibility/2006" xmlns:aink="http://schemas.microsoft.com/office/drawing/2016/ink" xmlns:am3d="http://schemas.microsoft.com/office/drawing/2017/model3d" xmlns:o="urn:schemas-microsoft-com:office:office" xmlns:r="http://schemas.openxmlformats.org/officeDocument/2006/relationships" xmlns:m="http://schemas.openxmlformats.org/officeDocument/2006/math" xmlns:v="urn:schemas-microsoft-com:vml" xmlns:wp14="http://schemas.microsoft.com/office/word/2010/wordprocessingDrawing" xmlns:wp="http://schemas.openxmlformats.org/drawingml/2006/wordprocessingDrawing" xmlns:w10="urn:schemas-microsoft-com:office:word" xmlns:w="http://schemas.openxmlformats.org/wordprocessingml/2006/main" xmlns:w14="http://schemas.microsoft.com/office/word/2010/wordml" xmlns:w15="http://schemas.microsoft.com/office/word/2012/wordml" xmlns:w16cex="http://schemas.microsoft.com/office/word/2018/wordml/cex" xmlns:w16cid="http://schemas.microsoft.com/office/word/2016/wordml/cid" xmlns:w16="http://schemas.microsoft.com/office/word/2018/wordml" xmlns:w16sdtdh="http://schemas.microsoft.com/office/word/2020/wordml/sdtdatahash" xmlns:w16se="http://schemas.microsoft.com/office/word/2015/wordml/symex" xmlns:wpg="http://schemas.microsoft.com/office/word/2010/wordprocessingGroup" xmlns:wpi="http://schemas.microsoft.com/office/word/2010/wordprocessingInk" xmlns:wne="http://schemas.microsoft.com/office/word/2006/wordml" xmlns:wps="http://schemas.microsoft.com/office/word/2010/wordprocessingShape" mc:Ignorable="w14 w15 w16se w16cid w16 w16cex w16sdtdh wp14">
+  <w16cid:commentId w16cid:paraId="6E4AA309" w16cid:durableId="2C43177F"/>
+</w16cid:commentsIds>
 </file>
 
 <file path=word/numbering.xml><?xml version="1.0" encoding="utf-8"?>
@@ -934,6 +1206,14 @@
     <w:abstractNumId w:val="0"/>
   </w:num>
 </w:numbering>
+</file>
+
+<file path=word/people.xml><?xml version="1.0" encoding="utf-8"?>
+<w15:people xmlns:wpc="http://schemas.microsoft.com/office/word/2010/wordprocessingCanvas" xmlns:cx="http://schemas.microsoft.com/office/drawing/2014/chartex" xmlns:cx1="http://schemas.microsoft.com/office/drawing/2015/9/8/chartex" xmlns:cx2="http://schemas.microsoft.com/office/drawing/2015/10/21/chartex" xmlns:cx3="http://schemas.microsoft.com/office/drawing/2016/5/9/chartex" xmlns:cx4="http://schemas.microsoft.com/office/drawing/2016/5/10/chartex" xmlns:cx5="http://schemas.microsoft.com/office/drawing/2016/5/11/chartex" xmlns:cx6="http://schemas.microsoft.com/office/drawing/2016/5/12/chartex" xmlns:cx7="http://schemas.microsoft.com/office/drawing/2016/5/13/chartex" xmlns:cx8="http://schemas.microsoft.com/office/drawing/2016/5/14/chartex" xmlns:mc="http://schemas.openxmlformats.org/markup-compatibility/2006" xmlns:aink="http://schemas.microsoft.com/office/drawing/2016/ink" xmlns:am3d="http://schemas.microsoft.com/office/drawing/2017/model3d" xmlns:o="urn:schemas-microsoft-com:office:office" xmlns:r="http://schemas.openxmlformats.org/officeDocument/2006/relationships" xmlns:m="http://schemas.openxmlformats.org/officeDocument/2006/math" xmlns:v="urn:schemas-microsoft-com:vml" xmlns:wp14="http://schemas.microsoft.com/office/word/2010/wordprocessingDrawing" xmlns:wp="http://schemas.openxmlformats.org/drawingml/2006/wordprocessingDrawing" xmlns:w10="urn:schemas-microsoft-com:office:word" xmlns:w="http://schemas.openxmlformats.org/wordprocessingml/2006/main" xmlns:w14="http://schemas.microsoft.com/office/word/2010/wordml" xmlns:w15="http://schemas.microsoft.com/office/word/2012/wordml" xmlns:w16cex="http://schemas.microsoft.com/office/word/2018/wordml/cex" xmlns:w16cid="http://schemas.microsoft.com/office/word/2016/wordml/cid" xmlns:w16="http://schemas.microsoft.com/office/word/2018/wordml" xmlns:w16sdtdh="http://schemas.microsoft.com/office/word/2020/wordml/sdtdatahash" xmlns:w16se="http://schemas.microsoft.com/office/word/2015/wordml/symex" xmlns:wpg="http://schemas.microsoft.com/office/word/2010/wordprocessingGroup" xmlns:wpi="http://schemas.microsoft.com/office/word/2010/wordprocessingInk" xmlns:wne="http://schemas.microsoft.com/office/word/2006/wordml" xmlns:wps="http://schemas.microsoft.com/office/word/2010/wordprocessingShape" mc:Ignorable="w14 w15 w16se w16cid w16 w16cex w16sdtdh wp14">
+  <w15:person w15:author="11146017_卓佑儒">
+    <w15:presenceInfo w15:providerId="None" w15:userId="11146017_卓佑儒"/>
+  </w15:person>
+</w15:people>
 </file>
 
 <file path=word/styles.xml><?xml version="1.0" encoding="utf-8"?>
@@ -1395,6 +1675,73 @@
       <w:shd w:val="clear" w:color="auto" w:fill="E1DFDD"/>
     </w:rPr>
   </w:style>
+  <w:style w:type="character" w:styleId="a6">
+    <w:name w:val="FollowedHyperlink"/>
+    <w:basedOn w:val="a0"/>
+    <w:uiPriority w:val="99"/>
+    <w:semiHidden/>
+    <w:unhideWhenUsed/>
+    <w:rsid w:val="000F7BFC"/>
+    <w:rPr>
+      <w:color w:val="954F72" w:themeColor="followedHyperlink"/>
+      <w:u w:val="single"/>
+    </w:rPr>
+  </w:style>
+  <w:style w:type="character" w:styleId="a7">
+    <w:name w:val="annotation reference"/>
+    <w:basedOn w:val="a0"/>
+    <w:uiPriority w:val="99"/>
+    <w:semiHidden/>
+    <w:unhideWhenUsed/>
+    <w:rsid w:val="00AF1764"/>
+    <w:rPr>
+      <w:sz w:val="18"/>
+      <w:szCs w:val="18"/>
+    </w:rPr>
+  </w:style>
+  <w:style w:type="paragraph" w:styleId="a8">
+    <w:name w:val="annotation text"/>
+    <w:basedOn w:val="a"/>
+    <w:link w:val="a9"/>
+    <w:uiPriority w:val="99"/>
+    <w:semiHidden/>
+    <w:unhideWhenUsed/>
+    <w:rsid w:val="00AF1764"/>
+  </w:style>
+  <w:style w:type="character" w:customStyle="1" w:styleId="a9">
+    <w:name w:val="註解文字 字元"/>
+    <w:basedOn w:val="a0"/>
+    <w:link w:val="a8"/>
+    <w:uiPriority w:val="99"/>
+    <w:semiHidden/>
+    <w:rsid w:val="00AF1764"/>
+  </w:style>
+  <w:style w:type="paragraph" w:styleId="aa">
+    <w:name w:val="annotation subject"/>
+    <w:basedOn w:val="a8"/>
+    <w:next w:val="a8"/>
+    <w:link w:val="ab"/>
+    <w:uiPriority w:val="99"/>
+    <w:semiHidden/>
+    <w:unhideWhenUsed/>
+    <w:rsid w:val="00AF1764"/>
+    <w:rPr>
+      <w:b/>
+      <w:bCs/>
+    </w:rPr>
+  </w:style>
+  <w:style w:type="character" w:customStyle="1" w:styleId="ab">
+    <w:name w:val="註解主旨 字元"/>
+    <w:basedOn w:val="a9"/>
+    <w:link w:val="aa"/>
+    <w:uiPriority w:val="99"/>
+    <w:semiHidden/>
+    <w:rsid w:val="00AF1764"/>
+    <w:rPr>
+      <w:b/>
+      <w:bCs/>
+    </w:rPr>
+  </w:style>
 </w:styles>
 </file>
 
